--- a/Files/04 - Bamidbar/01 - Bamidbar/5784/Bamidbar 5784.docx
+++ b/Files/04 - Bamidbar/01 - Bamidbar/5784/Bamidbar 5784.docx
@@ -491,7 +491,19 @@
         <w:rPr>
           <w:rFonts w:ascii="Times New Roman" w:hAnsi="Times New Roman" w:cs="Times New Roman"/>
         </w:rPr>
-        <w:t xml:space="preserve"> specifically. The sefer The Short Vort brings the following point:</w:t>
+        <w:t xml:space="preserve"> specifically. The sefer </w:t>
+      </w:r>
+      <w:r>
+        <w:rPr>
+          <w:rFonts w:ascii="Times New Roman" w:hAnsi="Times New Roman" w:cs="Times New Roman"/>
+        </w:rPr>
+        <w:t>A</w:t>
+      </w:r>
+      <w:r>
+        <w:rPr>
+          <w:rFonts w:ascii="Times New Roman" w:hAnsi="Times New Roman" w:cs="Times New Roman"/>
+        </w:rPr>
+        <w:t xml:space="preserve"> Short Vort brings the following point:</w:t>
       </w:r>
     </w:p>
     <w:p>
@@ -639,7 +651,7 @@
           <w:rFonts w:ascii="Times New Roman" w:hAnsi="Times New Roman" w:cs="Times New Roman"/>
           <w:rtl/>
         </w:rPr>
-        <w:t>״</w:t>
+        <w:t>"</w:t>
       </w:r>
       <w:r>
         <w:rPr>

--- a/Files/04 - Bamidbar/01 - Bamidbar/5784/Bamidbar 5784.docx
+++ b/Files/04 - Bamidbar/01 - Bamidbar/5784/Bamidbar 5784.docx
@@ -651,7 +651,7 @@
           <w:rFonts w:ascii="Times New Roman" w:hAnsi="Times New Roman" w:cs="Times New Roman"/>
           <w:rtl/>
         </w:rPr>
-        <w:t>"</w:t>
+        <w:t>״</w:t>
       </w:r>
       <w:r>
         <w:rPr>
